--- a/github_repository_audit_report.docx
+++ b/github_repository_audit_report.docx
@@ -393,7 +393,7 @@
           </w:tcPr>
           <w:p>
             <w:r>
-              <w:t>FAIL</w:t>
+              <w:t>PASS</w:t>
             </w:r>
           </w:p>
         </w:tc>
@@ -410,7 +410,7 @@
           </w:tcPr>
           <w:p>
             <w:r>
-              <w:t>renv.lock parses but records zero packages; restore was a no-op and renv::status() reported that the temporary project was not initialized</w:t>
+              <w:t>188-package R 4.5.2/Bioconductor 3.22 lock; non-no-op clean-project restore; zero missing packages and version mismatches; clean renv::status()</w:t>
             </w:r>
           </w:p>
         </w:tc>
@@ -446,7 +446,7 @@
           </w:tcPr>
           <w:p>
             <w:r>
-              <w:t>FAIL</w:t>
+              <w:t>PASS WITH LIMITATION</w:t>
             </w:r>
           </w:p>
         </w:tc>
@@ -463,7 +463,7 @@
           </w:tcPr>
           <w:p>
             <w:r>
-              <w:t>Target URL supplied by the owner, but repository creation/access and a release tag have not been independently verified</w:t>
+              <w:t>Local origin uses the owner-confirmed URL and the owner reports a successful private push; public access and an immutable release remain pending</w:t>
             </w:r>
           </w:p>
         </w:tc>
@@ -554,7 +554,7 @@
         <w:spacing w:after="60"/>
       </w:pPr>
       <w:r>
-        <w:t>The lock file is valid JSON and readable by renv, but contains zero package records. renv::restore(prompt = FALSE) therefore completed without restoring dependencies, and renv::status() reported that the temporary project did not appear to use renv.</w:t>
+        <w:t>environment/renv.lock records 188 packages for R 4.5.2/Bioconductor 3.22 and contains no local-path records.</w:t>
       </w:r>
     </w:p>
     <w:p>
@@ -563,7 +563,16 @@
         <w:spacing w:after="60"/>
       </w:pPr>
       <w:r>
-        <w:t>This is a failed release gate. The lock was not replaced with fabricated package records, and no scientific script was executed.</w:t>
+        <w:t>A newly initialized sandboxed project completed a non-no-op renv::restore(prompt = FALSE) in 395.94 seconds with zero missing packages and zero version mismatches; renv::status() reported a consistent state.</w:t>
+      </w:r>
+    </w:p>
+    <w:p>
+      <w:pPr>
+        <w:pStyle w:val="ListBullet"/>
+        <w:spacing w:after="60"/>
+      </w:pPr>
+      <w:r>
+        <w:t>All 16 retained R scripts parsed without evaluation. No scientific script body was executed.</w:t>
       </w:r>
     </w:p>
     <w:p>
@@ -607,7 +616,7 @@
         <w:spacing w:after="60"/>
       </w:pPr>
       <w:r>
-        <w:t>Six TIFF figures retain 600 dpi resolution and LZW compression. The workbooks, DOCX files and PDFs passed structural checks; updated audit documents were also rendered and visually inspected.</w:t>
+        <w:t>Six TIFF figures retain 600 dpi resolution and LZW compression. Workbooks, DOCX files and PDFs passed structural checks. The current updated DOCX files were not re-rendered because LibreOffice/soffice was unavailable, so this audit makes no new visual-render claim.</w:t>
       </w:r>
     </w:p>
     <w:p>
@@ -624,7 +633,7 @@
         <w:spacing w:after="60"/>
       </w:pPr>
       <w:r>
-        <w:t>Generate a complete renv.lock from the documented R 4.5.2/Bioconductor 3.22 environment and demonstrate a non-no-op clean-room restore and status check.</w:t>
+        <w:t>Push the post-validation frozen commit to the existing private repository and confirm it in the GitHub web interface.</w:t>
       </w:r>
     </w:p>
     <w:p>
@@ -633,7 +642,7 @@
         <w:spacing w:after="60"/>
       </w:pPr>
       <w:r>
-        <w:t>Create or verify the GitHub repository, confirm the remote is empty before the first push, then push the frozen package. The target supplied by the owner is https://github.com/shice951229-oss/cross-tissue-module-reproducibility; this report does not claim it is currently public or verified.</w:t>
+        <w:t>Obtain final author/institutional authorization for public release and the MIT license.</w:t>
       </w:r>
     </w:p>
     <w:p>
@@ -642,7 +651,7 @@
         <w:spacing w:after="60"/>
       </w:pPr>
       <w:r>
-        <w:t>Obtain final author/institutional authorization. Only after all gates pass, create the immutable v1.0.0 tag/release, archive it in Zenodo, obtain the real DOI, and synchronize citation and availability metadata.</w:t>
+        <w:t>Only after authorization, create the immutable v1.0.0 tag/release, archive that exact release in Zenodo, obtain the real DOI, and synchronize citation and availability metadata.</w:t>
       </w:r>
     </w:p>
     <w:p>

--- a/github_repository_audit_report.docx
+++ b/github_repository_audit_report.docx
@@ -59,7 +59,7 @@
           <w:color w:val="000000"/>
           <w:sz w:val="22"/>
         </w:rPr>
-        <w:t>Overall status: NOT READY</w:t>
+        <w:t>Overall status: PASS WITH LIMITATIONS</w:t>
       </w:r>
       <w:r>
         <w:rPr>
@@ -198,7 +198,7 @@
           </w:tcPr>
           <w:p>
             <w:r>
-              <w:t>README and LICENSE are present; CITATION.cff and both Zenodo JSON files parse and agree on title, authors, version 1.0.0 and MIT license</w:t>
+              <w:t>README and LICENSE are present; CITATION.cff and both Zenodo JSON files parse and agree on title, authors, version 1.0.0, MIT license, public repository URL and verified DOI</w:t>
             </w:r>
           </w:p>
         </w:tc>
@@ -446,7 +446,7 @@
           </w:tcPr>
           <w:p>
             <w:r>
-              <w:t>PASS WITH LIMITATION</w:t>
+              <w:t>PASS</w:t>
             </w:r>
           </w:p>
         </w:tc>
@@ -463,7 +463,7 @@
           </w:tcPr>
           <w:p>
             <w:r>
-              <w:t>Local origin uses the owner-confirmed URL and the owner reports a successful private push; public access and an immutable release remain pending</w:t>
+              <w:t>Public repository verified at https://github.com/shice951229-oss/cross-tissue-module-reproducibility; v1.0.0 remains pinned to validated commit 3eb6474</w:t>
             </w:r>
           </w:p>
         </w:tc>
@@ -499,7 +499,7 @@
           </w:tcPr>
           <w:p>
             <w:r>
-              <w:t>FAIL</w:t>
+              <w:t>PASS</w:t>
             </w:r>
           </w:p>
         </w:tc>
@@ -516,7 +516,7 @@
           </w:tcPr>
           <w:p>
             <w:r>
-              <w:t>No DOI has been issued; no DOI field or placeholder value is asserted</w:t>
+              <w:t>Zenodo version DOI 10.5281/zenodo.21762839 archives v1.0.0; concept DOI 10.5281/zenodo.21762838 represents all versions</w:t>
             </w:r>
           </w:p>
         </w:tc>
@@ -633,7 +633,7 @@
         <w:spacing w:after="60"/>
       </w:pPr>
       <w:r>
-        <w:t>Push the post-validation frozen commit to the existing private repository and confirm it in the GitHub web interface.</w:t>
+        <w:t>Push this post-release metadata synchronization commit to the public repository and confirm it on the default branch.</w:t>
       </w:r>
     </w:p>
     <w:p>
@@ -642,7 +642,7 @@
         <w:spacing w:after="60"/>
       </w:pPr>
       <w:r>
-        <w:t>Obtain final author/institutional authorization for public release and the MIT license.</w:t>
+        <w:t>Do not move or recreate the existing v1.0.0 tag; it must remain pinned to validated commit 3eb6474.</w:t>
       </w:r>
     </w:p>
     <w:p>
@@ -651,7 +651,7 @@
         <w:spacing w:after="60"/>
       </w:pPr>
       <w:r>
-        <w:t>Only after authorization, create the immutable v1.0.0 tag/release, archive that exact release in Zenodo, obtain the real DOI, and synchronize citation and availability metadata.</w:t>
+        <w:t>If the Zenodo web record still shows earlier pre-release wording, synchronize its Notes with .zenodo.json without changing the DOI or archived files.</w:t>
       </w:r>
     </w:p>
     <w:p>
